--- a/docs/GDD - Documento.docx
+++ b/docs/GDD - Documento.docx
@@ -3805,22 +3805,16 @@
     </w:p>
     <w:p>
       <w:pPr>
+        <w:pStyle w:val="Normal"/>
         <w:spacing w:before="280" w:after="280" w:line="360" w:lineRule="auto"/>
         <w:jc w:val="both"/>
-        <w:rPr>
-          <w:rFonts w:ascii="Arial" w:hAnsi="Arial" w:eastAsia="" w:cs="" w:eastAsiaTheme="majorEastAsia" w:cstheme="majorBidi"/>
-          <w:b w:val="1"/>
-          <w:bCs w:val="1"/>
-          <w:sz w:val="24"/>
-          <w:szCs w:val="24"/>
-        </w:rPr>
       </w:pPr>
       <w:r>
         <w:drawing>
-          <wp:inline wp14:editId="4C24B7CB" wp14:anchorId="254955DC">
+          <wp:inline wp14:editId="15865BB0" wp14:anchorId="0C4243E7">
             <wp:extent cx="5762625" cy="3638550"/>
             <wp:effectExtent l="0" t="0" r="0" b="0"/>
-            <wp:docPr id="2007737838" name="drawing"/>
+            <wp:docPr id="1487435292" name="drawing"/>
             <wp:cNvGraphicFramePr>
               <a:graphicFrameLocks noChangeAspect="1"/>
             </wp:cNvGraphicFramePr>
@@ -3858,9 +3852,22 @@
           </wp:inline>
         </w:drawing>
       </w:r>
+    </w:p>
+    <w:p>
+      <w:pPr>
+        <w:spacing w:before="280" w:after="280" w:line="360" w:lineRule="auto"/>
+        <w:jc w:val="both"/>
+        <w:rPr>
+          <w:rFonts w:ascii="Arial" w:hAnsi="Arial" w:eastAsia="" w:cs="" w:eastAsiaTheme="majorEastAsia" w:cstheme="majorBidi"/>
+          <w:b w:val="1"/>
+          <w:bCs w:val="1"/>
+          <w:sz w:val="24"/>
+          <w:szCs w:val="24"/>
+        </w:rPr>
+      </w:pPr>
       <w:r>
         <w:drawing>
-          <wp:inline wp14:editId="10EC6158" wp14:anchorId="11758CBF">
+          <wp:inline wp14:editId="0876BD88" wp14:anchorId="11758CBF">
             <wp:extent cx="5762625" cy="4114800"/>
             <wp:effectExtent l="0" t="0" r="0" b="0"/>
             <wp:docPr id="1242509034" name="drawing"/>
@@ -3903,7 +3910,7 @@
       </w:r>
       <w:r>
         <w:drawing>
-          <wp:inline wp14:editId="20F820BA" wp14:anchorId="550CE552">
+          <wp:inline wp14:editId="1E526C9F" wp14:anchorId="550CE552">
             <wp:extent cx="5762625" cy="3981450"/>
             <wp:effectExtent l="0" t="0" r="0" b="0"/>
             <wp:docPr id="77349789" name="drawing"/>
@@ -3946,8 +3953,8 @@
       </w:r>
       <w:r>
         <w:drawing>
-          <wp:inline wp14:editId="76CD0EA2" wp14:anchorId="2DEF1714">
-            <wp:extent cx="4438650" cy="2314575"/>
+          <wp:inline wp14:editId="23F3F62F" wp14:anchorId="2DEF1714">
+            <wp:extent cx="5762625" cy="2981325"/>
             <wp:effectExtent l="0" t="0" r="0" b="0"/>
             <wp:docPr id="585489242" name="drawing"/>
             <wp:cNvGraphicFramePr>
@@ -3975,7 +3982,7 @@
                   <pic:spPr>
                     <a:xfrm rot="0">
                       <a:off x="0" y="0"/>
-                      <a:ext cx="4438650" cy="2314575"/>
+                      <a:ext cx="5762625" cy="2981325"/>
                     </a:xfrm>
                     <a:prstGeom prst="rect">
                       <a:avLst/>
@@ -3990,15 +3997,16 @@
     </w:p>
     <w:p>
       <w:pPr>
+        <w:pStyle w:val="Normal"/>
         <w:spacing w:before="280" w:after="280" w:line="360" w:lineRule="auto"/>
         <w:jc w:val="center"/>
       </w:pPr>
       <w:r>
         <w:drawing>
-          <wp:inline wp14:editId="07134A2A" wp14:anchorId="00923AE6">
-            <wp:extent cx="4614338" cy="2543175"/>
+          <wp:inline wp14:editId="6B4BB062" wp14:anchorId="731F8569">
+            <wp:extent cx="5844192" cy="3695700"/>
             <wp:effectExtent l="0" t="0" r="0" b="0"/>
-            <wp:docPr id="1237131427" name="drawing"/>
+            <wp:docPr id="1085848170" name="drawing"/>
             <wp:cNvGraphicFramePr>
               <a:graphicFrameLocks noChangeAspect="1"/>
             </wp:cNvGraphicFramePr>
@@ -4024,7 +4032,7 @@
                   <pic:spPr>
                     <a:xfrm rot="0">
                       <a:off x="0" y="0"/>
-                      <a:ext cx="4614338" cy="2543175"/>
+                      <a:ext cx="5844192" cy="3695700"/>
                     </a:xfrm>
                     <a:prstGeom prst="rect">
                       <a:avLst/>
@@ -4036,12 +4044,26 @@
           </wp:inline>
         </w:drawing>
       </w:r>
+    </w:p>
+    <w:p>
+      <w:pPr>
+        <w:pStyle w:val="Normal"/>
+        <w:spacing w:before="280" w:after="280" w:line="360" w:lineRule="auto"/>
+        <w:jc w:val="center"/>
+      </w:pPr>
+    </w:p>
+    <w:p>
+      <w:pPr>
+        <w:pStyle w:val="Normal"/>
+        <w:spacing w:before="280" w:after="280" w:line="360" w:lineRule="auto"/>
+        <w:jc w:val="center"/>
+      </w:pPr>
       <w:r>
         <w:drawing>
-          <wp:inline wp14:editId="32C7083D" wp14:anchorId="1DAC46CC">
-            <wp:extent cx="3962400" cy="2428875"/>
+          <wp:inline wp14:editId="4109F48E" wp14:anchorId="11142B1C">
+            <wp:extent cx="5524978" cy="3730956"/>
             <wp:effectExtent l="0" t="0" r="0" b="0"/>
-            <wp:docPr id="398251351" name="drawing"/>
+            <wp:docPr id="2055799145" name="drawing"/>
             <wp:cNvGraphicFramePr>
               <a:graphicFrameLocks noChangeAspect="1"/>
             </wp:cNvGraphicFramePr>
@@ -4049,11 +4071,11 @@
               <a:graphicData xmlns:a="http://schemas.openxmlformats.org/drawingml/2006/main" uri="http://schemas.openxmlformats.org/drawingml/2006/picture">
                 <pic:pic xmlns:pic="http://schemas.openxmlformats.org/drawingml/2006/picture">
                   <pic:nvPicPr>
-                    <pic:cNvPr id="398251351" name="Picture 398251351"/>
+                    <pic:cNvPr id="2055799145" name="Picture 2055799145"/>
                     <pic:cNvPicPr/>
                   </pic:nvPicPr>
                   <pic:blipFill>
-                    <a:blip xmlns:r="http://schemas.openxmlformats.org/officeDocument/2006/relationships" r:embed="rId1670866366">
+                    <a:blip xmlns:r="http://schemas.openxmlformats.org/officeDocument/2006/relationships" r:embed="rId1417099844">
                       <a:extLst>
                         <a:ext uri="{28A0092B-C50C-407E-A947-70E740481C1C}">
                           <a14:useLocalDpi xmlns:a14="http://schemas.microsoft.com/office/drawing/2010/main"/>
@@ -4067,7 +4089,7 @@
                   <pic:spPr>
                     <a:xfrm rot="0">
                       <a:off x="0" y="0"/>
-                      <a:ext cx="3962400" cy="2428875"/>
+                      <a:ext cx="5524978" cy="3730956"/>
                     </a:xfrm>
                     <a:prstGeom prst="rect">
                       <a:avLst/>
@@ -4080,14 +4102,725 @@
         </w:drawing>
       </w:r>
     </w:p>
+    <w:p>
+      <w:pPr>
+        <w:pStyle w:val="Normal"/>
+        <w:spacing w:before="280" w:after="280" w:line="360" w:lineRule="auto"/>
+        <w:jc w:val="center"/>
+      </w:pPr>
+    </w:p>
+    <w:p>
+      <w:pPr>
+        <w:pStyle w:val="Normal"/>
+        <w:spacing w:before="280" w:after="280" w:line="360" w:lineRule="auto"/>
+        <w:jc w:val="center"/>
+      </w:pPr>
+    </w:p>
+    <w:p>
+      <w:pPr>
+        <w:pStyle w:val="Normal"/>
+        <w:spacing w:before="280" w:after="280" w:line="360" w:lineRule="auto"/>
+        <w:jc w:val="left"/>
+        <w:rPr>
+          <w:b w:val="1"/>
+          <w:bCs w:val="1"/>
+        </w:rPr>
+      </w:pPr>
+    </w:p>
+    <w:p>
+      <w:pPr>
+        <w:pStyle w:val="Normal"/>
+        <w:spacing w:before="280" w:after="280" w:line="360" w:lineRule="auto"/>
+        <w:jc w:val="left"/>
+        <w:rPr>
+          <w:b w:val="1"/>
+          <w:bCs w:val="1"/>
+        </w:rPr>
+      </w:pPr>
+    </w:p>
+    <w:p>
+      <w:pPr>
+        <w:pStyle w:val="Normal"/>
+        <w:spacing w:before="280" w:after="280" w:line="360" w:lineRule="auto"/>
+        <w:jc w:val="left"/>
+        <w:rPr>
+          <w:b w:val="1"/>
+          <w:bCs w:val="1"/>
+        </w:rPr>
+      </w:pPr>
+    </w:p>
+    <w:p>
+      <w:pPr>
+        <w:pStyle w:val="Normal"/>
+        <w:spacing w:before="280" w:after="280" w:line="360" w:lineRule="auto"/>
+        <w:jc w:val="left"/>
+        <w:rPr>
+          <w:b w:val="1"/>
+          <w:bCs w:val="1"/>
+        </w:rPr>
+      </w:pPr>
+    </w:p>
+    <w:p>
+      <w:pPr>
+        <w:pStyle w:val="Normal"/>
+        <w:spacing w:before="280" w:after="280" w:line="360" w:lineRule="auto"/>
+        <w:jc w:val="left"/>
+        <w:rPr>
+          <w:b w:val="1"/>
+          <w:bCs w:val="1"/>
+        </w:rPr>
+      </w:pPr>
+    </w:p>
+    <w:p>
+      <w:pPr>
+        <w:pStyle w:val="Normal"/>
+        <w:spacing w:before="280" w:after="280" w:line="360" w:lineRule="auto"/>
+        <w:jc w:val="left"/>
+        <w:rPr>
+          <w:b w:val="1"/>
+          <w:bCs w:val="1"/>
+        </w:rPr>
+      </w:pPr>
+    </w:p>
+    <w:p>
+      <w:pPr>
+        <w:pStyle w:val="Normal"/>
+        <w:spacing w:before="280" w:after="280" w:line="360" w:lineRule="auto"/>
+        <w:jc w:val="left"/>
+        <w:rPr>
+          <w:b w:val="1"/>
+          <w:bCs w:val="1"/>
+        </w:rPr>
+      </w:pPr>
+    </w:p>
+    <w:p>
+      <w:pPr>
+        <w:pStyle w:val="Normal"/>
+        <w:spacing w:before="280" w:after="280" w:line="360" w:lineRule="auto"/>
+        <w:jc w:val="left"/>
+        <w:rPr>
+          <w:b w:val="1"/>
+          <w:bCs w:val="1"/>
+        </w:rPr>
+      </w:pPr>
+    </w:p>
+    <w:p>
+      <w:pPr>
+        <w:pStyle w:val="Normal"/>
+        <w:spacing w:before="280" w:after="280" w:line="360" w:lineRule="auto"/>
+        <w:jc w:val="left"/>
+        <w:rPr>
+          <w:b w:val="1"/>
+          <w:bCs w:val="1"/>
+        </w:rPr>
+      </w:pPr>
+    </w:p>
+    <w:p>
+      <w:pPr>
+        <w:pStyle w:val="Normal"/>
+        <w:spacing w:before="280" w:after="280" w:line="360" w:lineRule="auto"/>
+        <w:jc w:val="left"/>
+        <w:rPr>
+          <w:b w:val="1"/>
+          <w:bCs w:val="1"/>
+        </w:rPr>
+      </w:pPr>
+      <w:r>
+        <w:rPr>
+          <w:b w:val="1"/>
+          <w:bCs w:val="1"/>
+        </w:rPr>
+        <w:t xml:space="preserve">9.Atualizações finais e estado </w:t>
+      </w:r>
+      <w:r>
+        <w:rPr>
+          <w:b w:val="1"/>
+          <w:bCs w:val="1"/>
+        </w:rPr>
+        <w:t xml:space="preserve">final </w:t>
+      </w:r>
+      <w:r>
+        <w:rPr>
+          <w:b w:val="1"/>
+          <w:bCs w:val="1"/>
+        </w:rPr>
+        <w:t>do jogo</w:t>
+      </w:r>
+      <w:r>
+        <w:rPr>
+          <w:b w:val="1"/>
+          <w:bCs w:val="1"/>
+        </w:rPr>
+        <w:t>.</w:t>
+      </w:r>
+      <w:r>
+        <w:rPr/>
+        <w:t xml:space="preserve"> </w:t>
+      </w:r>
+    </w:p>
+    <w:p>
+      <w:pPr>
+        <w:pStyle w:val="Normal"/>
+        <w:spacing w:before="280" w:after="280" w:line="360" w:lineRule="auto"/>
+        <w:jc w:val="center"/>
+      </w:pPr>
+      <w:r>
+        <w:drawing>
+          <wp:inline wp14:editId="7D823B0A" wp14:anchorId="5F1E4EA3">
+            <wp:extent cx="5762625" cy="3686175"/>
+            <wp:effectExtent l="0" t="0" r="0" b="0"/>
+            <wp:docPr id="1265764504" name="drawing"/>
+            <wp:cNvGraphicFramePr>
+              <a:graphicFrameLocks noChangeAspect="1"/>
+            </wp:cNvGraphicFramePr>
+            <a:graphic>
+              <a:graphicData xmlns:a="http://schemas.openxmlformats.org/drawingml/2006/main" uri="http://schemas.openxmlformats.org/drawingml/2006/picture">
+                <pic:pic xmlns:pic="http://schemas.openxmlformats.org/drawingml/2006/picture">
+                  <pic:nvPicPr>
+                    <pic:cNvPr id="669619268" name="Picture 669619268"/>
+                    <pic:cNvPicPr/>
+                  </pic:nvPicPr>
+                  <pic:blipFill>
+                    <a:blip xmlns:r="http://schemas.openxmlformats.org/officeDocument/2006/relationships" r:embed="rId1414401334">
+                      <a:extLst>
+                        <a:ext uri="{28A0092B-C50C-407E-A947-70E740481C1C}">
+                          <a14:useLocalDpi xmlns:a14="http://schemas.microsoft.com/office/drawing/2010/main"/>
+                        </a:ext>
+                      </a:extLst>
+                    </a:blip>
+                    <a:stretch>
+                      <a:fillRect/>
+                    </a:stretch>
+                  </pic:blipFill>
+                  <pic:spPr>
+                    <a:xfrm>
+                      <a:off x="0" y="0"/>
+                      <a:ext cx="5762625" cy="3686175"/>
+                    </a:xfrm>
+                    <a:prstGeom prst="rect">
+                      <a:avLst/>
+                    </a:prstGeom>
+                  </pic:spPr>
+                </pic:pic>
+              </a:graphicData>
+            </a:graphic>
+          </wp:inline>
+        </w:drawing>
+      </w:r>
+    </w:p>
+    <w:p>
+      <w:pPr>
+        <w:pStyle w:val="Normal"/>
+        <w:spacing w:before="280" w:after="280" w:line="360" w:lineRule="auto"/>
+        <w:jc w:val="center"/>
+      </w:pPr>
+      <w:r>
+        <w:drawing>
+          <wp:inline wp14:editId="0F88B6BC" wp14:anchorId="4BC92F6E">
+            <wp:extent cx="5762625" cy="3705225"/>
+            <wp:effectExtent l="0" t="0" r="0" b="0"/>
+            <wp:docPr id="1366490233" name="drawing"/>
+            <wp:cNvGraphicFramePr>
+              <a:graphicFrameLocks noChangeAspect="1"/>
+            </wp:cNvGraphicFramePr>
+            <a:graphic>
+              <a:graphicData xmlns:a="http://schemas.openxmlformats.org/drawingml/2006/main" uri="http://schemas.openxmlformats.org/drawingml/2006/picture">
+                <pic:pic xmlns:pic="http://schemas.openxmlformats.org/drawingml/2006/picture">
+                  <pic:nvPicPr>
+                    <pic:cNvPr id="1366490233" name="Picture 1366490233"/>
+                    <pic:cNvPicPr/>
+                  </pic:nvPicPr>
+                  <pic:blipFill>
+                    <a:blip xmlns:r="http://schemas.openxmlformats.org/officeDocument/2006/relationships" r:embed="rId22895382">
+                      <a:extLst>
+                        <a:ext uri="{28A0092B-C50C-407E-A947-70E740481C1C}">
+                          <a14:useLocalDpi xmlns:a14="http://schemas.microsoft.com/office/drawing/2010/main"/>
+                        </a:ext>
+                      </a:extLst>
+                    </a:blip>
+                    <a:stretch>
+                      <a:fillRect/>
+                    </a:stretch>
+                  </pic:blipFill>
+                  <pic:spPr>
+                    <a:xfrm rot="0">
+                      <a:off x="0" y="0"/>
+                      <a:ext cx="5762625" cy="3705225"/>
+                    </a:xfrm>
+                    <a:prstGeom prst="rect">
+                      <a:avLst/>
+                    </a:prstGeom>
+                  </pic:spPr>
+                </pic:pic>
+              </a:graphicData>
+            </a:graphic>
+          </wp:inline>
+        </w:drawing>
+      </w:r>
+    </w:p>
+    <w:p>
+      <w:pPr>
+        <w:pStyle w:val="Normal"/>
+        <w:spacing w:before="280" w:after="280" w:line="360" w:lineRule="auto"/>
+        <w:jc w:val="center"/>
+      </w:pPr>
+      <w:r>
+        <w:drawing>
+          <wp:inline wp14:editId="7674F59C" wp14:anchorId="041E7AA8">
+            <wp:extent cx="5762625" cy="3552825"/>
+            <wp:effectExtent l="0" t="0" r="0" b="0"/>
+            <wp:docPr id="2114771453" name="drawing"/>
+            <wp:cNvGraphicFramePr>
+              <a:graphicFrameLocks noChangeAspect="1"/>
+            </wp:cNvGraphicFramePr>
+            <a:graphic>
+              <a:graphicData xmlns:a="http://schemas.openxmlformats.org/drawingml/2006/main" uri="http://schemas.openxmlformats.org/drawingml/2006/picture">
+                <pic:pic xmlns:pic="http://schemas.openxmlformats.org/drawingml/2006/picture">
+                  <pic:nvPicPr>
+                    <pic:cNvPr id="2114771453" name="Picture 2114771453"/>
+                    <pic:cNvPicPr/>
+                  </pic:nvPicPr>
+                  <pic:blipFill>
+                    <a:blip xmlns:r="http://schemas.openxmlformats.org/officeDocument/2006/relationships" r:embed="rId1983533821">
+                      <a:extLst>
+                        <a:ext uri="{28A0092B-C50C-407E-A947-70E740481C1C}">
+                          <a14:useLocalDpi xmlns:a14="http://schemas.microsoft.com/office/drawing/2010/main"/>
+                        </a:ext>
+                      </a:extLst>
+                    </a:blip>
+                    <a:stretch>
+                      <a:fillRect/>
+                    </a:stretch>
+                  </pic:blipFill>
+                  <pic:spPr>
+                    <a:xfrm rot="0">
+                      <a:off x="0" y="0"/>
+                      <a:ext cx="5762625" cy="3552825"/>
+                    </a:xfrm>
+                    <a:prstGeom prst="rect">
+                      <a:avLst/>
+                    </a:prstGeom>
+                  </pic:spPr>
+                </pic:pic>
+              </a:graphicData>
+            </a:graphic>
+          </wp:inline>
+        </w:drawing>
+      </w:r>
+    </w:p>
+    <w:p>
+      <w:pPr>
+        <w:pStyle w:val="Normal"/>
+        <w:spacing w:before="280" w:after="280" w:line="360" w:lineRule="auto"/>
+        <w:jc w:val="center"/>
+      </w:pPr>
+      <w:r>
+        <w:drawing>
+          <wp:inline wp14:editId="46292BDE" wp14:anchorId="63DBDADF">
+            <wp:extent cx="5762625" cy="3209925"/>
+            <wp:effectExtent l="0" t="0" r="0" b="0"/>
+            <wp:docPr id="959095880" name="drawing"/>
+            <wp:cNvGraphicFramePr>
+              <a:graphicFrameLocks noChangeAspect="1"/>
+            </wp:cNvGraphicFramePr>
+            <a:graphic>
+              <a:graphicData xmlns:a="http://schemas.openxmlformats.org/drawingml/2006/main" uri="http://schemas.openxmlformats.org/drawingml/2006/picture">
+                <pic:pic xmlns:pic="http://schemas.openxmlformats.org/drawingml/2006/picture">
+                  <pic:nvPicPr>
+                    <pic:cNvPr id="959095880" name="Picture 959095880"/>
+                    <pic:cNvPicPr/>
+                  </pic:nvPicPr>
+                  <pic:blipFill>
+                    <a:blip xmlns:r="http://schemas.openxmlformats.org/officeDocument/2006/relationships" r:embed="rId92020884">
+                      <a:extLst>
+                        <a:ext uri="{28A0092B-C50C-407E-A947-70E740481C1C}">
+                          <a14:useLocalDpi xmlns:a14="http://schemas.microsoft.com/office/drawing/2010/main"/>
+                        </a:ext>
+                      </a:extLst>
+                    </a:blip>
+                    <a:stretch>
+                      <a:fillRect/>
+                    </a:stretch>
+                  </pic:blipFill>
+                  <pic:spPr>
+                    <a:xfrm rot="0">
+                      <a:off x="0" y="0"/>
+                      <a:ext cx="5762625" cy="3209925"/>
+                    </a:xfrm>
+                    <a:prstGeom prst="rect">
+                      <a:avLst/>
+                    </a:prstGeom>
+                  </pic:spPr>
+                </pic:pic>
+              </a:graphicData>
+            </a:graphic>
+          </wp:inline>
+        </w:drawing>
+      </w:r>
+    </w:p>
+    <w:p>
+      <w:pPr>
+        <w:pStyle w:val="Normal"/>
+        <w:spacing w:before="280" w:after="280" w:line="360" w:lineRule="auto"/>
+        <w:jc w:val="center"/>
+      </w:pPr>
+      <w:r>
+        <w:drawing>
+          <wp:inline wp14:editId="24F8E15C" wp14:anchorId="67D896E4">
+            <wp:extent cx="5762625" cy="3381375"/>
+            <wp:effectExtent l="0" t="0" r="0" b="0"/>
+            <wp:docPr id="1621844789" name="drawing"/>
+            <wp:cNvGraphicFramePr>
+              <a:graphicFrameLocks noChangeAspect="1"/>
+            </wp:cNvGraphicFramePr>
+            <a:graphic>
+              <a:graphicData xmlns:a="http://schemas.openxmlformats.org/drawingml/2006/main" uri="http://schemas.openxmlformats.org/drawingml/2006/picture">
+                <pic:pic xmlns:pic="http://schemas.openxmlformats.org/drawingml/2006/picture">
+                  <pic:nvPicPr>
+                    <pic:cNvPr id="1621844789" name="Picture 1621844789"/>
+                    <pic:cNvPicPr/>
+                  </pic:nvPicPr>
+                  <pic:blipFill>
+                    <a:blip xmlns:r="http://schemas.openxmlformats.org/officeDocument/2006/relationships" r:embed="rId506423492">
+                      <a:extLst>
+                        <a:ext uri="{28A0092B-C50C-407E-A947-70E740481C1C}">
+                          <a14:useLocalDpi xmlns:a14="http://schemas.microsoft.com/office/drawing/2010/main"/>
+                        </a:ext>
+                      </a:extLst>
+                    </a:blip>
+                    <a:stretch>
+                      <a:fillRect/>
+                    </a:stretch>
+                  </pic:blipFill>
+                  <pic:spPr>
+                    <a:xfrm>
+                      <a:off x="0" y="0"/>
+                      <a:ext cx="5762625" cy="3381375"/>
+                    </a:xfrm>
+                    <a:prstGeom prst="rect">
+                      <a:avLst/>
+                    </a:prstGeom>
+                  </pic:spPr>
+                </pic:pic>
+              </a:graphicData>
+            </a:graphic>
+          </wp:inline>
+        </w:drawing>
+      </w:r>
+    </w:p>
+    <w:p>
+      <w:pPr>
+        <w:pStyle w:val="Normal"/>
+        <w:spacing w:before="280" w:after="280" w:line="360" w:lineRule="auto"/>
+        <w:jc w:val="center"/>
+      </w:pPr>
+      <w:r>
+        <w:drawing>
+          <wp:inline wp14:editId="3A865868" wp14:anchorId="67309207">
+            <wp:extent cx="5762625" cy="3219450"/>
+            <wp:effectExtent l="0" t="0" r="0" b="0"/>
+            <wp:docPr id="1343516072" name="drawing"/>
+            <wp:cNvGraphicFramePr>
+              <a:graphicFrameLocks noChangeAspect="1"/>
+            </wp:cNvGraphicFramePr>
+            <a:graphic>
+              <a:graphicData xmlns:a="http://schemas.openxmlformats.org/drawingml/2006/main" uri="http://schemas.openxmlformats.org/drawingml/2006/picture">
+                <pic:pic xmlns:pic="http://schemas.openxmlformats.org/drawingml/2006/picture">
+                  <pic:nvPicPr>
+                    <pic:cNvPr id="1343516072" name="Picture 1343516072"/>
+                    <pic:cNvPicPr/>
+                  </pic:nvPicPr>
+                  <pic:blipFill>
+                    <a:blip xmlns:r="http://schemas.openxmlformats.org/officeDocument/2006/relationships" r:embed="rId1274627657">
+                      <a:extLst>
+                        <a:ext uri="{28A0092B-C50C-407E-A947-70E740481C1C}">
+                          <a14:useLocalDpi xmlns:a14="http://schemas.microsoft.com/office/drawing/2010/main"/>
+                        </a:ext>
+                      </a:extLst>
+                    </a:blip>
+                    <a:stretch>
+                      <a:fillRect/>
+                    </a:stretch>
+                  </pic:blipFill>
+                  <pic:spPr>
+                    <a:xfrm rot="0">
+                      <a:off x="0" y="0"/>
+                      <a:ext cx="5762625" cy="3219450"/>
+                    </a:xfrm>
+                    <a:prstGeom prst="rect">
+                      <a:avLst/>
+                    </a:prstGeom>
+                  </pic:spPr>
+                </pic:pic>
+              </a:graphicData>
+            </a:graphic>
+          </wp:inline>
+        </w:drawing>
+      </w:r>
+    </w:p>
+    <w:p>
+      <w:pPr>
+        <w:pStyle w:val="Normal"/>
+        <w:spacing w:before="280" w:after="280" w:line="360" w:lineRule="auto"/>
+        <w:jc w:val="center"/>
+      </w:pPr>
+    </w:p>
+    <w:p>
+      <w:pPr>
+        <w:pStyle w:val="Normal"/>
+        <w:spacing w:before="280" w:after="280" w:line="360" w:lineRule="auto"/>
+        <w:jc w:val="center"/>
+      </w:pPr>
+      <w:r>
+        <w:drawing>
+          <wp:inline wp14:editId="3B6099AE" wp14:anchorId="68399D72">
+            <wp:extent cx="5981700" cy="3924300"/>
+            <wp:effectExtent l="0" t="0" r="0" b="0"/>
+            <wp:docPr id="1718430900" name="drawing"/>
+            <wp:cNvGraphicFramePr>
+              <a:graphicFrameLocks noChangeAspect="1"/>
+            </wp:cNvGraphicFramePr>
+            <a:graphic>
+              <a:graphicData xmlns:a="http://schemas.openxmlformats.org/drawingml/2006/main" uri="http://schemas.openxmlformats.org/drawingml/2006/picture">
+                <pic:pic xmlns:pic="http://schemas.openxmlformats.org/drawingml/2006/picture">
+                  <pic:nvPicPr>
+                    <pic:cNvPr id="1718430900" name="Picture 1718430900"/>
+                    <pic:cNvPicPr/>
+                  </pic:nvPicPr>
+                  <pic:blipFill>
+                    <a:blip xmlns:r="http://schemas.openxmlformats.org/officeDocument/2006/relationships" r:embed="rId1383816573">
+                      <a:extLst>
+                        <a:ext uri="{28A0092B-C50C-407E-A947-70E740481C1C}">
+                          <a14:useLocalDpi xmlns:a14="http://schemas.microsoft.com/office/drawing/2010/main"/>
+                        </a:ext>
+                      </a:extLst>
+                    </a:blip>
+                    <a:stretch>
+                      <a:fillRect/>
+                    </a:stretch>
+                  </pic:blipFill>
+                  <pic:spPr>
+                    <a:xfrm rot="0">
+                      <a:off x="0" y="0"/>
+                      <a:ext cx="5981700" cy="3924300"/>
+                    </a:xfrm>
+                    <a:prstGeom prst="rect">
+                      <a:avLst/>
+                    </a:prstGeom>
+                  </pic:spPr>
+                </pic:pic>
+              </a:graphicData>
+            </a:graphic>
+          </wp:inline>
+        </w:drawing>
+      </w:r>
+    </w:p>
+    <w:p>
+      <w:pPr>
+        <w:pStyle w:val="Normal"/>
+        <w:spacing w:before="280" w:after="280" w:line="360" w:lineRule="auto"/>
+        <w:jc w:val="center"/>
+      </w:pPr>
+    </w:p>
+    <w:p>
+      <w:pPr>
+        <w:pStyle w:val="Normal"/>
+        <w:spacing w:before="280" w:after="280" w:line="360" w:lineRule="auto"/>
+        <w:jc w:val="center"/>
+      </w:pPr>
+      <w:r>
+        <w:drawing>
+          <wp:inline wp14:editId="364B38AC" wp14:anchorId="6266F317">
+            <wp:extent cx="5762625" cy="2857500"/>
+            <wp:effectExtent l="0" t="0" r="0" b="0"/>
+            <wp:docPr id="2102087741" name="drawing"/>
+            <wp:cNvGraphicFramePr>
+              <a:graphicFrameLocks noChangeAspect="1"/>
+            </wp:cNvGraphicFramePr>
+            <a:graphic>
+              <a:graphicData xmlns:a="http://schemas.openxmlformats.org/drawingml/2006/main" uri="http://schemas.openxmlformats.org/drawingml/2006/picture">
+                <pic:pic xmlns:pic="http://schemas.openxmlformats.org/drawingml/2006/picture">
+                  <pic:nvPicPr>
+                    <pic:cNvPr id="2102087741" name="Picture 2102087741"/>
+                    <pic:cNvPicPr/>
+                  </pic:nvPicPr>
+                  <pic:blipFill>
+                    <a:blip xmlns:r="http://schemas.openxmlformats.org/officeDocument/2006/relationships" r:embed="rId1268992350">
+                      <a:extLst>
+                        <a:ext uri="{28A0092B-C50C-407E-A947-70E740481C1C}">
+                          <a14:useLocalDpi xmlns:a14="http://schemas.microsoft.com/office/drawing/2010/main"/>
+                        </a:ext>
+                      </a:extLst>
+                    </a:blip>
+                    <a:stretch>
+                      <a:fillRect/>
+                    </a:stretch>
+                  </pic:blipFill>
+                  <pic:spPr>
+                    <a:xfrm rot="0">
+                      <a:off x="0" y="0"/>
+                      <a:ext cx="5762625" cy="2857500"/>
+                    </a:xfrm>
+                    <a:prstGeom prst="rect">
+                      <a:avLst/>
+                    </a:prstGeom>
+                  </pic:spPr>
+                </pic:pic>
+              </a:graphicData>
+            </a:graphic>
+          </wp:inline>
+        </w:drawing>
+      </w:r>
+    </w:p>
+    <w:p>
+      <w:pPr>
+        <w:pStyle w:val="Normal"/>
+        <w:spacing w:before="280" w:after="280" w:line="360" w:lineRule="auto"/>
+        <w:jc w:val="center"/>
+      </w:pPr>
+    </w:p>
+    <w:p>
+      <w:pPr>
+        <w:pStyle w:val="Normal"/>
+        <w:spacing w:before="280" w:after="280" w:line="360" w:lineRule="auto"/>
+        <w:jc w:val="left"/>
+      </w:pPr>
+    </w:p>
     <w:sectPr>
       <w:pgSz w:w="11906" w:h="16838" w:orient="portrait"/>
       <w:pgMar w:top="1701" w:right="1134" w:bottom="1134" w:left="1701" w:header="709" w:footer="709" w:gutter="0"/>
       <w:cols w:space="708"/>
       <w:docGrid w:linePitch="360"/>
+      <w:headerReference w:type="default" r:id="R63d13a2367b24bcb"/>
+      <w:footerReference w:type="default" r:id="R3ce59253fbfb4e79"/>
     </w:sectPr>
   </w:body>
 </w:document>
+</file>
+
+<file path=word/footer.xml><?xml version="1.0" encoding="utf-8"?>
+<w:ftr xmlns:w14="http://schemas.microsoft.com/office/word/2010/wordml" xmlns:w="http://schemas.openxmlformats.org/wordprocessingml/2006/main">
+  <w:tbl>
+    <w:tblPr>
+      <w:tblStyle w:val="Tabelanormal"/>
+      <w:bidiVisual w:val="0"/>
+      <w:tblW w:w="0" w:type="auto"/>
+      <w:tblLook w:val="06A0" w:firstRow="1" w:lastRow="0" w:firstColumn="1" w:lastColumn="0" w:noHBand="1" w:noVBand="1"/>
+    </w:tblPr>
+    <w:tblGrid>
+      <w:gridCol w:w="3020"/>
+      <w:gridCol w:w="3020"/>
+      <w:gridCol w:w="3020"/>
+    </w:tblGrid>
+    <w:tr>
+      <w:trPr>
+        <w:trHeight w:val="300"/>
+      </w:trPr>
+      <w:tc>
+        <w:tcPr>
+          <w:tcW w:w="3020" w:type="dxa"/>
+          <w:tcMar/>
+        </w:tcPr>
+        <w:p>
+          <w:pPr>
+            <w:pStyle w:val="Header"/>
+            <w:bidi w:val="0"/>
+            <w:ind w:left="-115"/>
+            <w:jc w:val="left"/>
+          </w:pPr>
+        </w:p>
+      </w:tc>
+      <w:tc>
+        <w:tcPr>
+          <w:tcW w:w="3020" w:type="dxa"/>
+          <w:tcMar/>
+        </w:tcPr>
+        <w:p>
+          <w:pPr>
+            <w:pStyle w:val="Header"/>
+            <w:bidi w:val="0"/>
+            <w:jc w:val="center"/>
+          </w:pPr>
+        </w:p>
+      </w:tc>
+      <w:tc>
+        <w:tcPr>
+          <w:tcW w:w="3020" w:type="dxa"/>
+          <w:tcMar/>
+        </w:tcPr>
+        <w:p>
+          <w:pPr>
+            <w:pStyle w:val="Header"/>
+            <w:bidi w:val="0"/>
+            <w:ind w:right="-115"/>
+            <w:jc w:val="right"/>
+          </w:pPr>
+        </w:p>
+      </w:tc>
+    </w:tr>
+  </w:tbl>
+  <w:p>
+    <w:pPr>
+      <w:pStyle w:val="Footer"/>
+      <w:bidi w:val="0"/>
+    </w:pPr>
+  </w:p>
+</w:ftr>
+</file>
+
+<file path=word/header.xml><?xml version="1.0" encoding="utf-8"?>
+<w:hdr xmlns:w14="http://schemas.microsoft.com/office/word/2010/wordml" xmlns:w="http://schemas.openxmlformats.org/wordprocessingml/2006/main">
+  <w:tbl>
+    <w:tblPr>
+      <w:tblStyle w:val="Tabelanormal"/>
+      <w:bidiVisual w:val="0"/>
+      <w:tblW w:w="0" w:type="auto"/>
+      <w:tblLook w:val="06A0" w:firstRow="1" w:lastRow="0" w:firstColumn="1" w:lastColumn="0" w:noHBand="1" w:noVBand="1"/>
+    </w:tblPr>
+    <w:tblGrid>
+      <w:gridCol w:w="400"/>
+      <w:gridCol w:w="3020"/>
+    </w:tblGrid>
+    <w:tr>
+      <w:trPr>
+        <w:trHeight w:val="300"/>
+      </w:trPr>
+      <w:tc>
+        <w:tcPr>
+          <w:tcW w:w="400" w:type="dxa"/>
+          <w:tcMar/>
+        </w:tcPr>
+        <w:p>
+          <w:pPr>
+            <w:pStyle w:val="Header"/>
+            <w:bidi w:val="0"/>
+            <w:jc w:val="center"/>
+          </w:pPr>
+        </w:p>
+      </w:tc>
+      <w:tc>
+        <w:tcPr>
+          <w:tcW w:w="3020" w:type="dxa"/>
+          <w:tcMar/>
+        </w:tcPr>
+        <w:p>
+          <w:pPr>
+            <w:pStyle w:val="Header"/>
+            <w:bidi w:val="0"/>
+            <w:ind w:right="-115"/>
+            <w:jc w:val="right"/>
+          </w:pPr>
+        </w:p>
+      </w:tc>
+    </w:tr>
+  </w:tbl>
+  <w:p>
+    <w:pPr>
+      <w:pStyle w:val="Header"/>
+      <w:bidi w:val="0"/>
+    </w:pPr>
+  </w:p>
+</w:hdr>
 </file>
 
 <file path=word/numbering.xml><?xml version="1.0" encoding="utf-8"?>
@@ -8476,6 +9209,60 @@
       <w:spacing w:val="5"/>
     </w:rPr>
   </w:style>
+  <w:style w:type="paragraph" w:styleId="Header">
+    <w:uiPriority w:val="99"/>
+    <w:name w:val="header"/>
+    <w:basedOn w:val="Normal"/>
+    <w:unhideWhenUsed/>
+    <w:rsid w:val="1A81E854"/>
+    <w:pPr>
+      <w:tabs>
+        <w:tab w:val="center" w:leader="none" w:pos="4680"/>
+        <w:tab w:val="right" w:leader="none" w:pos="9360"/>
+      </w:tabs>
+      <w:spacing w:after="0"/>
+    </w:pPr>
+  </w:style>
+  <w:style w:type="paragraph" w:styleId="Footer">
+    <w:uiPriority w:val="99"/>
+    <w:name w:val="footer"/>
+    <w:basedOn w:val="Normal"/>
+    <w:unhideWhenUsed/>
+    <w:rsid w:val="1A81E854"/>
+    <w:pPr>
+      <w:tabs>
+        <w:tab w:val="center" w:leader="none" w:pos="4680"/>
+        <w:tab w:val="right" w:leader="none" w:pos="9360"/>
+      </w:tabs>
+      <w:spacing w:after="0"/>
+    </w:pPr>
+  </w:style>
+  <w:style xmlns:w="http://schemas.openxmlformats.org/wordprocessingml/2006/main" w:type="table" w:styleId="TableGrid">
+    <w:name xmlns:w="http://schemas.openxmlformats.org/wordprocessingml/2006/main" w:val="Table Grid"/>
+    <w:basedOn xmlns:w="http://schemas.openxmlformats.org/wordprocessingml/2006/main" w:val="Tabelanormal"/>
+    <w:uiPriority xmlns:w="http://schemas.openxmlformats.org/wordprocessingml/2006/main" w:val="59"/>
+    <w:rsid xmlns:w="http://schemas.openxmlformats.org/wordprocessingml/2006/main" w:val="00FB4123"/>
+    <w:pPr xmlns:w="http://schemas.openxmlformats.org/wordprocessingml/2006/main">
+      <w:spacing w:after="0" w:line="240" w:lineRule="auto"/>
+    </w:pPr>
+    <w:tblPr xmlns:w="http://schemas.openxmlformats.org/wordprocessingml/2006/main">
+      <w:tblInd w:w="0" w:type="dxa"/>
+      <w:tblBorders>
+        <w:top w:val="single" w:color="000000" w:themeColor="text1" w:sz="4" w:space="0"/>
+        <w:left w:val="single" w:color="000000" w:themeColor="text1" w:sz="4" w:space="0"/>
+        <w:bottom w:val="single" w:color="000000" w:themeColor="text1" w:sz="4" w:space="0"/>
+        <w:right w:val="single" w:color="000000" w:themeColor="text1" w:sz="4" w:space="0"/>
+        <w:insideH w:val="single" w:color="000000" w:themeColor="text1" w:sz="4" w:space="0"/>
+        <w:insideV w:val="single" w:color="000000" w:themeColor="text1" w:sz="4" w:space="0"/>
+      </w:tblBorders>
+      <w:tblCellMar>
+        <w:top w:w="0" w:type="dxa"/>
+        <w:left w:w="108" w:type="dxa"/>
+        <w:bottom w:w="0" w:type="dxa"/>
+        <w:right w:w="108" w:type="dxa"/>
+      </w:tblCellMar>
+    </w:tblPr>
+  </w:style>
 </w:styles>
 </file>
 
